--- a/Phase Wise Templets/Project Design Phase/Proposed Solution/Proposed Solution Template.docx
+++ b/Phase Wise Templets/Project Design Phase/Proposed Solution/Proposed Solution Template.docx
@@ -533,7 +533,7 @@
           <w:tcPr/>
           <w:p>
             <w:r>
-              <w:t>AI-based recommendations and verified owner badges.</w:t>
+              <w:t>AI-based recommendations, verified owner badges, and a streamlined UI/UX.</w:t>
             </w:r>
           </w:p>
         </w:tc>
